--- a/My Third Home.docx
+++ b/My Third Home.docx
@@ -1,6 +1,6 @@
 
 <file path=word/document.xml><?xml version="1.0" encoding="utf-8"?>
-<w:document xmlns:wpc="http://schemas.microsoft.com/office/word/2010/wordprocessingCanvas" xmlns:mc="http://schemas.openxmlformats.org/markup-compatibility/2006" xmlns:o="urn:schemas-microsoft-com:office:office" xmlns:r="http://schemas.openxmlformats.org/officeDocument/2006/relationships" xmlns:m="http://schemas.openxmlformats.org/officeDocument/2006/math" xmlns:v="urn:schemas-microsoft-com:vml" xmlns:wp14="http://schemas.microsoft.com/office/word/2010/wordprocessingDrawing" xmlns:wp="http://schemas.openxmlformats.org/drawingml/2006/wordprocessingDrawing" xmlns:w10="urn:schemas-microsoft-com:office:word" xmlns:w="http://schemas.openxmlformats.org/wordprocessingml/2006/main" xmlns:w14="http://schemas.microsoft.com/office/word/2010/wordml" xmlns:w15="http://schemas.microsoft.com/office/word/2012/wordml" xmlns:wpg="http://schemas.microsoft.com/office/word/2010/wordprocessingGroup" xmlns:wpi="http://schemas.microsoft.com/office/word/2010/wordprocessingInk" xmlns:wne="http://schemas.microsoft.com/office/word/2006/wordml" xmlns:wps="http://schemas.microsoft.com/office/word/2010/wordprocessingShape" mc:Ignorable="w14 w15 wp14">
+<w:document xmlns:wpc="http://schemas.microsoft.com/office/word/2010/wordprocessingCanvas" xmlns:cx="http://schemas.microsoft.com/office/drawing/2014/chartex" xmlns:cx1="http://schemas.microsoft.com/office/drawing/2015/9/8/chartex" xmlns:cx2="http://schemas.microsoft.com/office/drawing/2015/10/21/chartex" xmlns:cx3="http://schemas.microsoft.com/office/drawing/2016/5/9/chartex" xmlns:cx4="http://schemas.microsoft.com/office/drawing/2016/5/10/chartex" xmlns:cx5="http://schemas.microsoft.com/office/drawing/2016/5/11/chartex" xmlns:cx6="http://schemas.microsoft.com/office/drawing/2016/5/12/chartex" xmlns:cx7="http://schemas.microsoft.com/office/drawing/2016/5/13/chartex" xmlns:cx8="http://schemas.microsoft.com/office/drawing/2016/5/14/chartex" xmlns:mc="http://schemas.openxmlformats.org/markup-compatibility/2006" xmlns:aink="http://schemas.microsoft.com/office/drawing/2016/ink" xmlns:am3d="http://schemas.microsoft.com/office/drawing/2017/model3d" xmlns:o="urn:schemas-microsoft-com:office:office" xmlns:oel="http://schemas.microsoft.com/office/2019/extlst" xmlns:r="http://schemas.openxmlformats.org/officeDocument/2006/relationships" xmlns:m="http://schemas.openxmlformats.org/officeDocument/2006/math" xmlns:v="urn:schemas-microsoft-com:vml" xmlns:wp14="http://schemas.microsoft.com/office/word/2010/wordprocessingDrawing" xmlns:wp="http://schemas.openxmlformats.org/drawingml/2006/wordprocessingDrawing" xmlns:w10="urn:schemas-microsoft-com:office:word" xmlns:w="http://schemas.openxmlformats.org/wordprocessingml/2006/main" xmlns:w14="http://schemas.microsoft.com/office/word/2010/wordml" xmlns:w15="http://schemas.microsoft.com/office/word/2012/wordml" xmlns:w16cex="http://schemas.microsoft.com/office/word/2018/wordml/cex" xmlns:w16cid="http://schemas.microsoft.com/office/word/2016/wordml/cid" xmlns:w16="http://schemas.microsoft.com/office/word/2018/wordml" xmlns:w16du="http://schemas.microsoft.com/office/word/2023/wordml/word16du" xmlns:w16sdtdh="http://schemas.microsoft.com/office/word/2020/wordml/sdtdatahash" xmlns:w16se="http://schemas.microsoft.com/office/word/2015/wordml/symex" xmlns:wpg="http://schemas.microsoft.com/office/word/2010/wordprocessingGroup" xmlns:wpi="http://schemas.microsoft.com/office/word/2010/wordprocessingInk" xmlns:wne="http://schemas.microsoft.com/office/word/2006/wordml" xmlns:wps="http://schemas.microsoft.com/office/word/2010/wordprocessingShape" mc:Ignorable="w14 w15 w16se w16cid w16 w16cex w16sdtdh w16du wp14">
   <w:body>
     <w:p>
       <w:pPr>
@@ -29,100 +29,64 @@
         <w:rPr>
           <w:sz w:val="24"/>
         </w:rPr>
-        <w:t xml:space="preserve">Working Indians generally treat their working place as another home so will have two homes. </w:t>
+        <w:t>Working Indians generally treat their working place as another home so will have two homes. Mumbai</w:t>
+      </w:r>
+      <w:r>
+        <w:rPr>
+          <w:sz w:val="24"/>
+        </w:rPr>
+        <w:t>kar is different in this aspect</w:t>
+      </w:r>
+      <w:r>
+        <w:rPr>
+          <w:sz w:val="24"/>
+        </w:rPr>
+        <w:t>. Most o</w:t>
+      </w:r>
+      <w:r>
+        <w:rPr>
+          <w:sz w:val="24"/>
+        </w:rPr>
+        <w:t>f the Mumbaikar has three homes I am one of them.</w:t>
+      </w:r>
+      <w:r>
+        <w:rPr>
+          <w:sz w:val="24"/>
+        </w:rPr>
+        <w:t xml:space="preserve"> </w:t>
+      </w:r>
+      <w:r>
+        <w:rPr>
+          <w:sz w:val="24"/>
+        </w:rPr>
+        <w:t xml:space="preserve">Home is the one where we live socially together, </w:t>
+      </w:r>
+      <w:r>
+        <w:rPr>
+          <w:sz w:val="24"/>
+        </w:rPr>
+        <w:t xml:space="preserve">  </w:t>
+      </w:r>
+      <w:r>
+        <w:rPr>
+          <w:sz w:val="24"/>
+        </w:rPr>
+        <w:t xml:space="preserve">celebrate functions, share the moods and feel a togetherness. What is that which is special for the </w:t>
       </w:r>
       <w:proofErr w:type="spellStart"/>
       <w:r>
         <w:rPr>
           <w:sz w:val="24"/>
         </w:rPr>
-        <w:t>Mumbai</w:t>
-      </w:r>
-      <w:r>
-        <w:rPr>
-          <w:sz w:val="24"/>
-        </w:rPr>
-        <w:t>kar</w:t>
+        <w:t>Mumbikar</w:t>
       </w:r>
       <w:proofErr w:type="spellEnd"/>
       <w:r>
         <w:rPr>
           <w:sz w:val="24"/>
         </w:rPr>
-        <w:t xml:space="preserve"> is different in this aspect</w:t>
-      </w:r>
-      <w:r>
-        <w:rPr>
-          <w:sz w:val="24"/>
-        </w:rPr>
-        <w:t>. Most o</w:t>
-      </w:r>
-      <w:r>
-        <w:rPr>
-          <w:sz w:val="24"/>
-        </w:rPr>
-        <w:t xml:space="preserve">f the </w:t>
-      </w:r>
-      <w:proofErr w:type="spellStart"/>
-      <w:r>
-        <w:rPr>
-          <w:sz w:val="24"/>
-        </w:rPr>
-        <w:t>Mumbaikar</w:t>
-      </w:r>
-      <w:proofErr w:type="spellEnd"/>
-      <w:r>
-        <w:rPr>
-          <w:sz w:val="24"/>
-        </w:rPr>
-        <w:t xml:space="preserve"> has three homes I am one of them.</w:t>
-      </w:r>
-      <w:r>
-        <w:rPr>
-          <w:sz w:val="24"/>
-        </w:rPr>
-        <w:t xml:space="preserve"> </w:t>
-      </w:r>
-      <w:r>
-        <w:rPr>
-          <w:sz w:val="24"/>
-        </w:rPr>
-        <w:t xml:space="preserve">Home is the one where we live socially together, </w:t>
-      </w:r>
-      <w:r>
-        <w:rPr>
-          <w:sz w:val="24"/>
-        </w:rPr>
-        <w:t xml:space="preserve">  </w:t>
-      </w:r>
-      <w:r>
-        <w:rPr>
-          <w:sz w:val="24"/>
-        </w:rPr>
-        <w:t xml:space="preserve">celebrate functions, share the moods and feel a togetherness. What is that which is special for the </w:t>
-      </w:r>
-      <w:proofErr w:type="spellStart"/>
-      <w:r>
-        <w:rPr>
-          <w:sz w:val="24"/>
-        </w:rPr>
-        <w:t>Mumbikar</w:t>
-      </w:r>
-      <w:proofErr w:type="spellEnd"/>
-      <w:r>
-        <w:rPr>
-          <w:sz w:val="24"/>
-        </w:rPr>
-        <w:t xml:space="preserve"> is the LOCAL </w:t>
-      </w:r>
-      <w:proofErr w:type="gramStart"/>
-      <w:r>
-        <w:rPr>
-          <w:sz w:val="24"/>
-        </w:rPr>
-        <w:t>TRAIN.</w:t>
-      </w:r>
-      <w:proofErr w:type="gramEnd"/>
+        <w:t xml:space="preserve"> is the LOCAL TRAIN.</w:t>
+      </w:r>
     </w:p>
     <w:p>
       <w:pPr>
@@ -135,45 +99,19 @@
         <w:rPr>
           <w:sz w:val="24"/>
         </w:rPr>
-        <w:t xml:space="preserve">Most of the </w:t>
-      </w:r>
-      <w:proofErr w:type="spellStart"/>
-      <w:r>
-        <w:rPr>
-          <w:sz w:val="24"/>
-        </w:rPr>
-        <w:t>Mumbaik</w:t>
-      </w:r>
-      <w:r>
-        <w:rPr>
-          <w:sz w:val="24"/>
-        </w:rPr>
-        <w:t>ar</w:t>
-      </w:r>
-      <w:proofErr w:type="spellEnd"/>
-      <w:r>
-        <w:rPr>
-          <w:sz w:val="24"/>
-        </w:rPr>
-        <w:t xml:space="preserve"> spend more than </w:t>
-      </w:r>
-      <w:r>
-        <w:rPr>
-          <w:sz w:val="24"/>
-        </w:rPr>
-        <w:t>2</w:t>
-      </w:r>
-      <w:r>
-        <w:rPr>
-          <w:sz w:val="24"/>
-        </w:rPr>
-        <w:t xml:space="preserve"> to </w:t>
-      </w:r>
-      <w:r>
-        <w:rPr>
-          <w:sz w:val="24"/>
-        </w:rPr>
-        <w:t>6</w:t>
+        <w:t>Most of the Mumbaik</w:t>
+      </w:r>
+      <w:r>
+        <w:rPr>
+          <w:sz w:val="24"/>
+        </w:rPr>
+        <w:t xml:space="preserve">ar spend more than </w:t>
+      </w:r>
+      <w:r>
+        <w:rPr>
+          <w:sz w:val="24"/>
+        </w:rPr>
+        <w:t>4</w:t>
       </w:r>
       <w:r>
         <w:rPr>
@@ -373,21 +311,7 @@
         <w:rPr>
           <w:sz w:val="24"/>
         </w:rPr>
-        <w:t xml:space="preserve"> if they see then they will include </w:t>
-      </w:r>
-      <w:proofErr w:type="spellStart"/>
-      <w:r>
-        <w:rPr>
-          <w:sz w:val="24"/>
-        </w:rPr>
-        <w:t>Mumbaikar</w:t>
-      </w:r>
-      <w:proofErr w:type="spellEnd"/>
-      <w:r>
-        <w:rPr>
-          <w:sz w:val="24"/>
-        </w:rPr>
-        <w:t xml:space="preserve"> also in that classification</w:t>
+        <w:t xml:space="preserve"> if they see then they will include Mumbaikar also in that classification</w:t>
       </w:r>
       <w:r>
         <w:rPr>
@@ -467,7 +391,42 @@
         <w:rPr>
           <w:sz w:val="24"/>
         </w:rPr>
-        <w:t>) to have a small nap without falling down. Don’t want to sleep then move little further</w:t>
+        <w:t xml:space="preserve">) to have a small </w:t>
+      </w:r>
+      <w:r>
+        <w:rPr>
+          <w:color w:val="FF0000"/>
+          <w:sz w:val="24"/>
+        </w:rPr>
+        <w:t>nap without falling down</w:t>
+      </w:r>
+      <w:r>
+        <w:rPr>
+          <w:sz w:val="24"/>
+        </w:rPr>
+        <w:t xml:space="preserve"> </w:t>
+      </w:r>
+      <w:proofErr w:type="gramStart"/>
+      <w:r>
+        <w:rPr>
+          <w:color w:val="FF0000"/>
+          <w:sz w:val="24"/>
+        </w:rPr>
+        <w:t>( I</w:t>
+      </w:r>
+      <w:proofErr w:type="gramEnd"/>
+      <w:r>
+        <w:rPr>
+          <w:color w:val="FF0000"/>
+          <w:sz w:val="24"/>
+        </w:rPr>
+        <w:t xml:space="preserve"> am making changes here)</w:t>
+      </w:r>
+      <w:r>
+        <w:rPr>
+          <w:sz w:val="24"/>
+        </w:rPr>
+        <w:t>. Don’t want to sleep then move little further</w:t>
       </w:r>
       <w:r>
         <w:rPr>
@@ -575,16 +534,26 @@
         <w:rPr>
           <w:sz w:val="24"/>
         </w:rPr>
-        <w:t xml:space="preserve"> Getting bored – Just look over the shoulder of the some other person his cell phone and enjoy the </w:t>
-      </w:r>
-      <w:proofErr w:type="spellStart"/>
-      <w:r>
-        <w:rPr>
-          <w:sz w:val="24"/>
-        </w:rPr>
-        <w:t>whatsapp</w:t>
-      </w:r>
-      <w:proofErr w:type="spellEnd"/>
+        <w:t xml:space="preserve"> Getting bored – Just look over the shoulder of </w:t>
+      </w:r>
+      <w:r>
+        <w:rPr>
+          <w:sz w:val="24"/>
+        </w:rPr>
+        <w:t>some</w:t>
+      </w:r>
+      <w:r>
+        <w:rPr>
+          <w:sz w:val="24"/>
+        </w:rPr>
+        <w:t xml:space="preserve"> other person his cell phone and enjoy the </w:t>
+      </w:r>
+      <w:r>
+        <w:rPr>
+          <w:sz w:val="24"/>
+        </w:rPr>
+        <w:t>WhatsApp</w:t>
+      </w:r>
       <w:r>
         <w:rPr>
           <w:sz w:val="24"/>
@@ -934,21 +903,7 @@
         <w:rPr>
           <w:sz w:val="24"/>
         </w:rPr>
-        <w:t xml:space="preserve">s in the train. </w:t>
-      </w:r>
-      <w:proofErr w:type="spellStart"/>
-      <w:r>
-        <w:rPr>
-          <w:sz w:val="24"/>
-        </w:rPr>
-        <w:t>Ganapathy</w:t>
-      </w:r>
-      <w:proofErr w:type="spellEnd"/>
-      <w:r>
-        <w:rPr>
-          <w:sz w:val="24"/>
-        </w:rPr>
-        <w:t xml:space="preserve"> P</w:t>
+        <w:t>s in the train. Ganapathy P</w:t>
       </w:r>
       <w:r>
         <w:rPr>
@@ -990,13 +945,19 @@
         <w:rPr>
           <w:sz w:val="24"/>
         </w:rPr>
-        <w:t xml:space="preserve"> from all the coaches of the train during Ganesh Chaturthi season. During the ten </w:t>
-      </w:r>
-      <w:r>
-        <w:rPr>
-          <w:sz w:val="24"/>
-        </w:rPr>
-        <w:t>day celebration</w:t>
+        <w:t xml:space="preserve"> from all the coaches of the train during Ganesh Chaturthi season. During the </w:t>
+      </w:r>
+      <w:r>
+        <w:rPr>
+          <w:sz w:val="24"/>
+        </w:rPr>
+        <w:t>ten-day</w:t>
+      </w:r>
+      <w:r>
+        <w:rPr>
+          <w:sz w:val="24"/>
+        </w:rPr>
+        <w:t xml:space="preserve"> celebration</w:t>
       </w:r>
       <w:r>
         <w:rPr>
@@ -1004,14 +965,12 @@
         </w:rPr>
         <w:t xml:space="preserve"> distribution of </w:t>
       </w:r>
-      <w:proofErr w:type="spellStart"/>
-      <w:r>
-        <w:rPr>
-          <w:sz w:val="24"/>
-        </w:rPr>
-        <w:t>Motak</w:t>
-      </w:r>
-      <w:proofErr w:type="spellEnd"/>
+      <w:r>
+        <w:rPr>
+          <w:sz w:val="24"/>
+        </w:rPr>
+        <w:t>Modak</w:t>
+      </w:r>
       <w:r>
         <w:rPr>
           <w:sz w:val="24"/>
@@ -1066,7 +1025,6 @@
         </w:rPr>
         <w:t>-</w:t>
       </w:r>
-      <w:proofErr w:type="spellStart"/>
       <w:r>
         <w:rPr>
           <w:sz w:val="24"/>
@@ -1077,14 +1035,19 @@
         <w:rPr>
           <w:sz w:val="24"/>
         </w:rPr>
-        <w:t>av</w:t>
-      </w:r>
-      <w:proofErr w:type="spellEnd"/>
-      <w:r>
-        <w:rPr>
-          <w:sz w:val="24"/>
-        </w:rPr>
-        <w:t xml:space="preserve"> is a daily routine with in the groups. </w:t>
+        <w:t xml:space="preserve">av is a daily routine </w:t>
+      </w:r>
+      <w:r>
+        <w:rPr>
+          <w:sz w:val="24"/>
+        </w:rPr>
+        <w:t>within</w:t>
+      </w:r>
+      <w:r>
+        <w:rPr>
+          <w:sz w:val="24"/>
+        </w:rPr>
+        <w:t xml:space="preserve"> the groups. </w:t>
       </w:r>
       <w:r>
         <w:rPr>
@@ -1122,26 +1085,17 @@
         </w:rPr>
         <w:t xml:space="preserve">during </w:t>
       </w:r>
-      <w:proofErr w:type="spellStart"/>
-      <w:r>
-        <w:rPr>
-          <w:sz w:val="24"/>
-        </w:rPr>
-        <w:t>Dasera</w:t>
-      </w:r>
-      <w:proofErr w:type="spellEnd"/>
-      <w:r>
-        <w:rPr>
-          <w:sz w:val="24"/>
-        </w:rPr>
-        <w:t xml:space="preserve"> all over India. But </w:t>
-      </w:r>
-      <w:proofErr w:type="spellStart"/>
-      <w:r>
-        <w:rPr>
-          <w:sz w:val="24"/>
-        </w:rPr>
-        <w:t>Mumbaikar</w:t>
+      <w:r>
+        <w:rPr>
+          <w:sz w:val="24"/>
+        </w:rPr>
+        <w:t>Dasara</w:t>
+      </w:r>
+      <w:r>
+        <w:rPr>
+          <w:sz w:val="24"/>
+        </w:rPr>
+        <w:t xml:space="preserve"> all over India. But Mumbaikar</w:t>
       </w:r>
       <w:r>
         <w:rPr>
@@ -1149,7 +1103,6 @@
         </w:rPr>
         <w:t>s</w:t>
       </w:r>
-      <w:proofErr w:type="spellEnd"/>
       <w:r>
         <w:rPr>
           <w:sz w:val="24"/>
@@ -1208,21 +1161,7 @@
         <w:rPr>
           <w:sz w:val="24"/>
         </w:rPr>
-        <w:t xml:space="preserve">pecial flower </w:t>
-      </w:r>
-      <w:proofErr w:type="spellStart"/>
-      <w:r>
-        <w:rPr>
-          <w:sz w:val="24"/>
-        </w:rPr>
-        <w:t>Haar</w:t>
-      </w:r>
-      <w:proofErr w:type="spellEnd"/>
-      <w:r>
-        <w:rPr>
-          <w:sz w:val="24"/>
-        </w:rPr>
-        <w:t>. The Motor Ma</w:t>
+        <w:t>pecial flower Haar. The Motor Ma</w:t>
       </w:r>
       <w:r>
         <w:rPr>
@@ -1248,14 +1187,12 @@
         </w:rPr>
         <w:t xml:space="preserve"> The relationship with the Motor Man and the passengers are publicised during </w:t>
       </w:r>
-      <w:proofErr w:type="spellStart"/>
-      <w:r>
-        <w:rPr>
-          <w:sz w:val="24"/>
-        </w:rPr>
-        <w:t>Dasera</w:t>
-      </w:r>
-      <w:proofErr w:type="spellEnd"/>
+      <w:r>
+        <w:rPr>
+          <w:sz w:val="24"/>
+        </w:rPr>
+        <w:t>Dasara</w:t>
+      </w:r>
       <w:r>
         <w:rPr>
           <w:sz w:val="24"/>
@@ -1272,7 +1209,31 @@
         <w:rPr>
           <w:sz w:val="24"/>
         </w:rPr>
-        <w:t xml:space="preserve">Other than the public festivals individual’s birthday, wedding day other special days are never forgotten and exchange of wishes are a regular happenings in the train. </w:t>
+        <w:t xml:space="preserve">Other than the public festivals individual’s birthday, wedding day other special days are never </w:t>
+      </w:r>
+      <w:r>
+        <w:rPr>
+          <w:sz w:val="24"/>
+        </w:rPr>
+        <w:t>forgotten,</w:t>
+      </w:r>
+      <w:r>
+        <w:rPr>
+          <w:sz w:val="24"/>
+        </w:rPr>
+        <w:t xml:space="preserve"> and exchange of wishes are a </w:t>
+      </w:r>
+      <w:r>
+        <w:rPr>
+          <w:sz w:val="24"/>
+        </w:rPr>
+        <w:t>regular happening</w:t>
+      </w:r>
+      <w:r>
+        <w:rPr>
+          <w:sz w:val="24"/>
+        </w:rPr>
+        <w:t xml:space="preserve"> in the train. </w:t>
       </w:r>
       <w:r>
         <w:rPr>
@@ -1310,8 +1271,6 @@
         </w:rPr>
         <w:t xml:space="preserve">who ever be involved in the mishap. </w:t>
       </w:r>
-      <w:bookmarkStart w:id="0" w:name="_GoBack"/>
-      <w:bookmarkEnd w:id="0"/>
     </w:p>
     <w:p>
       <w:pPr>
@@ -1324,49 +1283,7 @@
         <w:rPr>
           <w:sz w:val="24"/>
         </w:rPr>
-        <w:t xml:space="preserve">Have you experienced this in your life then I am sure that you are what an actual </w:t>
-      </w:r>
-      <w:proofErr w:type="spellStart"/>
-      <w:r>
-        <w:rPr>
-          <w:sz w:val="24"/>
-        </w:rPr>
-        <w:t>Mumbaikar</w:t>
-      </w:r>
-      <w:proofErr w:type="spellEnd"/>
-      <w:r>
-        <w:rPr>
-          <w:sz w:val="24"/>
-        </w:rPr>
-        <w:t xml:space="preserve"> </w:t>
-      </w:r>
-      <w:proofErr w:type="gramStart"/>
-      <w:r>
-        <w:rPr>
-          <w:sz w:val="24"/>
-        </w:rPr>
-        <w:t>is</w:t>
-      </w:r>
-      <w:proofErr w:type="gramEnd"/>
-      <w:r>
-        <w:rPr>
-          <w:sz w:val="24"/>
-        </w:rPr>
-        <w:t xml:space="preserve">. If you have not enjoyed this being in Mumbai then you are missing an important experience of a </w:t>
-      </w:r>
-      <w:proofErr w:type="spellStart"/>
-      <w:r>
-        <w:rPr>
-          <w:sz w:val="24"/>
-        </w:rPr>
-        <w:t>Mumbaikar</w:t>
-      </w:r>
-      <w:proofErr w:type="spellEnd"/>
-      <w:r>
-        <w:rPr>
-          <w:sz w:val="24"/>
-        </w:rPr>
-        <w:t xml:space="preserve"> life.  If you do not have the opportunity to travel in the locals then at least read this article once again and enjoy the virtual ride </w:t>
+        <w:t xml:space="preserve">Have you experienced this in your life then I am sure that you are what an actual Mumbaikar is. If you have not enjoyed this being in Mumbai then you are missing an important experience of a Mumbaikar life.  If you do not have the opportunity to travel in the locals then at least read this article once again and enjoy the virtual ride </w:t>
       </w:r>
     </w:p>
     <w:sectPr>
@@ -1386,7 +1303,7 @@
 </file>
 
 <file path=word/endnotes.xml><?xml version="1.0" encoding="utf-8"?>
-<w:endnotes xmlns:wpc="http://schemas.microsoft.com/office/word/2010/wordprocessingCanvas" xmlns:mc="http://schemas.openxmlformats.org/markup-compatibility/2006" xmlns:o="urn:schemas-microsoft-com:office:office" xmlns:r="http://schemas.openxmlformats.org/officeDocument/2006/relationships" xmlns:m="http://schemas.openxmlformats.org/officeDocument/2006/math" xmlns:v="urn:schemas-microsoft-com:vml" xmlns:wp14="http://schemas.microsoft.com/office/word/2010/wordprocessingDrawing" xmlns:wp="http://schemas.openxmlformats.org/drawingml/2006/wordprocessingDrawing" xmlns:w10="urn:schemas-microsoft-com:office:word" xmlns:w="http://schemas.openxmlformats.org/wordprocessingml/2006/main" xmlns:w14="http://schemas.microsoft.com/office/word/2010/wordml" xmlns:w15="http://schemas.microsoft.com/office/word/2012/wordml" xmlns:wpg="http://schemas.microsoft.com/office/word/2010/wordprocessingGroup" xmlns:wpi="http://schemas.microsoft.com/office/word/2010/wordprocessingInk" xmlns:wne="http://schemas.microsoft.com/office/word/2006/wordml" xmlns:wps="http://schemas.microsoft.com/office/word/2010/wordprocessingShape" mc:Ignorable="w14 w15 wp14">
+<w:endnotes xmlns:wpc="http://schemas.microsoft.com/office/word/2010/wordprocessingCanvas" xmlns:cx="http://schemas.microsoft.com/office/drawing/2014/chartex" xmlns:cx1="http://schemas.microsoft.com/office/drawing/2015/9/8/chartex" xmlns:cx2="http://schemas.microsoft.com/office/drawing/2015/10/21/chartex" xmlns:cx3="http://schemas.microsoft.com/office/drawing/2016/5/9/chartex" xmlns:cx4="http://schemas.microsoft.com/office/drawing/2016/5/10/chartex" xmlns:cx5="http://schemas.microsoft.com/office/drawing/2016/5/11/chartex" xmlns:cx6="http://schemas.microsoft.com/office/drawing/2016/5/12/chartex" xmlns:cx7="http://schemas.microsoft.com/office/drawing/2016/5/13/chartex" xmlns:cx8="http://schemas.microsoft.com/office/drawing/2016/5/14/chartex" xmlns:mc="http://schemas.openxmlformats.org/markup-compatibility/2006" xmlns:aink="http://schemas.microsoft.com/office/drawing/2016/ink" xmlns:am3d="http://schemas.microsoft.com/office/drawing/2017/model3d" xmlns:o="urn:schemas-microsoft-com:office:office" xmlns:oel="http://schemas.microsoft.com/office/2019/extlst" xmlns:r="http://schemas.openxmlformats.org/officeDocument/2006/relationships" xmlns:m="http://schemas.openxmlformats.org/officeDocument/2006/math" xmlns:v="urn:schemas-microsoft-com:vml" xmlns:wp14="http://schemas.microsoft.com/office/word/2010/wordprocessingDrawing" xmlns:wp="http://schemas.openxmlformats.org/drawingml/2006/wordprocessingDrawing" xmlns:w10="urn:schemas-microsoft-com:office:word" xmlns:w="http://schemas.openxmlformats.org/wordprocessingml/2006/main" xmlns:w14="http://schemas.microsoft.com/office/word/2010/wordml" xmlns:w15="http://schemas.microsoft.com/office/word/2012/wordml" xmlns:w16cex="http://schemas.microsoft.com/office/word/2018/wordml/cex" xmlns:w16cid="http://schemas.microsoft.com/office/word/2016/wordml/cid" xmlns:w16="http://schemas.microsoft.com/office/word/2018/wordml" xmlns:w16du="http://schemas.microsoft.com/office/word/2023/wordml/word16du" xmlns:w16sdtdh="http://schemas.microsoft.com/office/word/2020/wordml/sdtdatahash" xmlns:w16se="http://schemas.microsoft.com/office/word/2015/wordml/symex" xmlns:wpg="http://schemas.microsoft.com/office/word/2010/wordprocessingGroup" xmlns:wpi="http://schemas.microsoft.com/office/word/2010/wordprocessingInk" xmlns:wne="http://schemas.microsoft.com/office/word/2006/wordml" xmlns:wps="http://schemas.microsoft.com/office/word/2010/wordprocessingShape" mc:Ignorable="w14 w15 w16se w16cid w16 w16cex w16sdtdh w16du wp14">
   <w:endnote w:type="separator" w:id="-1">
     <w:p>
       <w:pPr>
@@ -1411,7 +1328,7 @@
 </file>
 
 <file path=word/footer1.xml><?xml version="1.0" encoding="utf-8"?>
-<w:ftr xmlns:wpc="http://schemas.microsoft.com/office/word/2010/wordprocessingCanvas" xmlns:mc="http://schemas.openxmlformats.org/markup-compatibility/2006" xmlns:o="urn:schemas-microsoft-com:office:office" xmlns:r="http://schemas.openxmlformats.org/officeDocument/2006/relationships" xmlns:m="http://schemas.openxmlformats.org/officeDocument/2006/math" xmlns:v="urn:schemas-microsoft-com:vml" xmlns:wp14="http://schemas.microsoft.com/office/word/2010/wordprocessingDrawing" xmlns:wp="http://schemas.openxmlformats.org/drawingml/2006/wordprocessingDrawing" xmlns:w10="urn:schemas-microsoft-com:office:word" xmlns:w="http://schemas.openxmlformats.org/wordprocessingml/2006/main" xmlns:w14="http://schemas.microsoft.com/office/word/2010/wordml" xmlns:w15="http://schemas.microsoft.com/office/word/2012/wordml" xmlns:wpg="http://schemas.microsoft.com/office/word/2010/wordprocessingGroup" xmlns:wpi="http://schemas.microsoft.com/office/word/2010/wordprocessingInk" xmlns:wne="http://schemas.microsoft.com/office/word/2006/wordml" xmlns:wps="http://schemas.microsoft.com/office/word/2010/wordprocessingShape" mc:Ignorable="w14 w15 wp14">
+<w:ftr xmlns:wpc="http://schemas.microsoft.com/office/word/2010/wordprocessingCanvas" xmlns:cx="http://schemas.microsoft.com/office/drawing/2014/chartex" xmlns:cx1="http://schemas.microsoft.com/office/drawing/2015/9/8/chartex" xmlns:cx2="http://schemas.microsoft.com/office/drawing/2015/10/21/chartex" xmlns:cx3="http://schemas.microsoft.com/office/drawing/2016/5/9/chartex" xmlns:cx4="http://schemas.microsoft.com/office/drawing/2016/5/10/chartex" xmlns:cx5="http://schemas.microsoft.com/office/drawing/2016/5/11/chartex" xmlns:cx6="http://schemas.microsoft.com/office/drawing/2016/5/12/chartex" xmlns:cx7="http://schemas.microsoft.com/office/drawing/2016/5/13/chartex" xmlns:cx8="http://schemas.microsoft.com/office/drawing/2016/5/14/chartex" xmlns:mc="http://schemas.openxmlformats.org/markup-compatibility/2006" xmlns:aink="http://schemas.microsoft.com/office/drawing/2016/ink" xmlns:am3d="http://schemas.microsoft.com/office/drawing/2017/model3d" xmlns:o="urn:schemas-microsoft-com:office:office" xmlns:oel="http://schemas.microsoft.com/office/2019/extlst" xmlns:r="http://schemas.openxmlformats.org/officeDocument/2006/relationships" xmlns:m="http://schemas.openxmlformats.org/officeDocument/2006/math" xmlns:v="urn:schemas-microsoft-com:vml" xmlns:wp14="http://schemas.microsoft.com/office/word/2010/wordprocessingDrawing" xmlns:wp="http://schemas.openxmlformats.org/drawingml/2006/wordprocessingDrawing" xmlns:w10="urn:schemas-microsoft-com:office:word" xmlns:w="http://schemas.openxmlformats.org/wordprocessingml/2006/main" xmlns:w14="http://schemas.microsoft.com/office/word/2010/wordml" xmlns:w15="http://schemas.microsoft.com/office/word/2012/wordml" xmlns:w16cex="http://schemas.microsoft.com/office/word/2018/wordml/cex" xmlns:w16cid="http://schemas.microsoft.com/office/word/2016/wordml/cid" xmlns:w16="http://schemas.microsoft.com/office/word/2018/wordml" xmlns:w16du="http://schemas.microsoft.com/office/word/2023/wordml/word16du" xmlns:w16sdtdh="http://schemas.microsoft.com/office/word/2020/wordml/sdtdatahash" xmlns:w16se="http://schemas.microsoft.com/office/word/2015/wordml/symex" xmlns:wpg="http://schemas.microsoft.com/office/word/2010/wordprocessingGroup" xmlns:wpi="http://schemas.microsoft.com/office/word/2010/wordprocessingInk" xmlns:wne="http://schemas.microsoft.com/office/word/2006/wordml" xmlns:wps="http://schemas.microsoft.com/office/word/2010/wordprocessingShape" mc:Ignorable="w14 w15 w16se w16cid w16 w16cex w16sdtdh w16du wp14">
   <w:p>
     <w:pPr>
       <w:pStyle w:val="Footer"/>
@@ -1421,7 +1338,7 @@
 </file>
 
 <file path=word/footer2.xml><?xml version="1.0" encoding="utf-8"?>
-<w:ftr xmlns:wpc="http://schemas.microsoft.com/office/word/2010/wordprocessingCanvas" xmlns:mc="http://schemas.openxmlformats.org/markup-compatibility/2006" xmlns:o="urn:schemas-microsoft-com:office:office" xmlns:r="http://schemas.openxmlformats.org/officeDocument/2006/relationships" xmlns:m="http://schemas.openxmlformats.org/officeDocument/2006/math" xmlns:v="urn:schemas-microsoft-com:vml" xmlns:wp14="http://schemas.microsoft.com/office/word/2010/wordprocessingDrawing" xmlns:wp="http://schemas.openxmlformats.org/drawingml/2006/wordprocessingDrawing" xmlns:w10="urn:schemas-microsoft-com:office:word" xmlns:w="http://schemas.openxmlformats.org/wordprocessingml/2006/main" xmlns:w14="http://schemas.microsoft.com/office/word/2010/wordml" xmlns:w15="http://schemas.microsoft.com/office/word/2012/wordml" xmlns:wpg="http://schemas.microsoft.com/office/word/2010/wordprocessingGroup" xmlns:wpi="http://schemas.microsoft.com/office/word/2010/wordprocessingInk" xmlns:wne="http://schemas.microsoft.com/office/word/2006/wordml" xmlns:wps="http://schemas.microsoft.com/office/word/2010/wordprocessingShape" mc:Ignorable="w14 w15 wp14">
+<w:ftr xmlns:wpc="http://schemas.microsoft.com/office/word/2010/wordprocessingCanvas" xmlns:cx="http://schemas.microsoft.com/office/drawing/2014/chartex" xmlns:cx1="http://schemas.microsoft.com/office/drawing/2015/9/8/chartex" xmlns:cx2="http://schemas.microsoft.com/office/drawing/2015/10/21/chartex" xmlns:cx3="http://schemas.microsoft.com/office/drawing/2016/5/9/chartex" xmlns:cx4="http://schemas.microsoft.com/office/drawing/2016/5/10/chartex" xmlns:cx5="http://schemas.microsoft.com/office/drawing/2016/5/11/chartex" xmlns:cx6="http://schemas.microsoft.com/office/drawing/2016/5/12/chartex" xmlns:cx7="http://schemas.microsoft.com/office/drawing/2016/5/13/chartex" xmlns:cx8="http://schemas.microsoft.com/office/drawing/2016/5/14/chartex" xmlns:mc="http://schemas.openxmlformats.org/markup-compatibility/2006" xmlns:aink="http://schemas.microsoft.com/office/drawing/2016/ink" xmlns:am3d="http://schemas.microsoft.com/office/drawing/2017/model3d" xmlns:o="urn:schemas-microsoft-com:office:office" xmlns:oel="http://schemas.microsoft.com/office/2019/extlst" xmlns:r="http://schemas.openxmlformats.org/officeDocument/2006/relationships" xmlns:m="http://schemas.openxmlformats.org/officeDocument/2006/math" xmlns:v="urn:schemas-microsoft-com:vml" xmlns:wp14="http://schemas.microsoft.com/office/word/2010/wordprocessingDrawing" xmlns:wp="http://schemas.openxmlformats.org/drawingml/2006/wordprocessingDrawing" xmlns:w10="urn:schemas-microsoft-com:office:word" xmlns:w="http://schemas.openxmlformats.org/wordprocessingml/2006/main" xmlns:w14="http://schemas.microsoft.com/office/word/2010/wordml" xmlns:w15="http://schemas.microsoft.com/office/word/2012/wordml" xmlns:w16cex="http://schemas.microsoft.com/office/word/2018/wordml/cex" xmlns:w16cid="http://schemas.microsoft.com/office/word/2016/wordml/cid" xmlns:w16="http://schemas.microsoft.com/office/word/2018/wordml" xmlns:w16du="http://schemas.microsoft.com/office/word/2023/wordml/word16du" xmlns:w16sdtdh="http://schemas.microsoft.com/office/word/2020/wordml/sdtdatahash" xmlns:w16se="http://schemas.microsoft.com/office/word/2015/wordml/symex" xmlns:wpg="http://schemas.microsoft.com/office/word/2010/wordprocessingGroup" xmlns:wpi="http://schemas.microsoft.com/office/word/2010/wordprocessingInk" xmlns:wne="http://schemas.microsoft.com/office/word/2006/wordml" xmlns:wps="http://schemas.microsoft.com/office/word/2010/wordprocessingShape" mc:Ignorable="w14 w15 w16se w16cid w16 w16cex w16sdtdh w16du wp14">
   <w:p>
     <w:pPr>
       <w:pStyle w:val="Footer"/>
@@ -1431,7 +1348,7 @@
 </file>
 
 <file path=word/footer3.xml><?xml version="1.0" encoding="utf-8"?>
-<w:ftr xmlns:wpc="http://schemas.microsoft.com/office/word/2010/wordprocessingCanvas" xmlns:mc="http://schemas.openxmlformats.org/markup-compatibility/2006" xmlns:o="urn:schemas-microsoft-com:office:office" xmlns:r="http://schemas.openxmlformats.org/officeDocument/2006/relationships" xmlns:m="http://schemas.openxmlformats.org/officeDocument/2006/math" xmlns:v="urn:schemas-microsoft-com:vml" xmlns:wp14="http://schemas.microsoft.com/office/word/2010/wordprocessingDrawing" xmlns:wp="http://schemas.openxmlformats.org/drawingml/2006/wordprocessingDrawing" xmlns:w10="urn:schemas-microsoft-com:office:word" xmlns:w="http://schemas.openxmlformats.org/wordprocessingml/2006/main" xmlns:w14="http://schemas.microsoft.com/office/word/2010/wordml" xmlns:w15="http://schemas.microsoft.com/office/word/2012/wordml" xmlns:wpg="http://schemas.microsoft.com/office/word/2010/wordprocessingGroup" xmlns:wpi="http://schemas.microsoft.com/office/word/2010/wordprocessingInk" xmlns:wne="http://schemas.microsoft.com/office/word/2006/wordml" xmlns:wps="http://schemas.microsoft.com/office/word/2010/wordprocessingShape" mc:Ignorable="w14 w15 wp14">
+<w:ftr xmlns:wpc="http://schemas.microsoft.com/office/word/2010/wordprocessingCanvas" xmlns:cx="http://schemas.microsoft.com/office/drawing/2014/chartex" xmlns:cx1="http://schemas.microsoft.com/office/drawing/2015/9/8/chartex" xmlns:cx2="http://schemas.microsoft.com/office/drawing/2015/10/21/chartex" xmlns:cx3="http://schemas.microsoft.com/office/drawing/2016/5/9/chartex" xmlns:cx4="http://schemas.microsoft.com/office/drawing/2016/5/10/chartex" xmlns:cx5="http://schemas.microsoft.com/office/drawing/2016/5/11/chartex" xmlns:cx6="http://schemas.microsoft.com/office/drawing/2016/5/12/chartex" xmlns:cx7="http://schemas.microsoft.com/office/drawing/2016/5/13/chartex" xmlns:cx8="http://schemas.microsoft.com/office/drawing/2016/5/14/chartex" xmlns:mc="http://schemas.openxmlformats.org/markup-compatibility/2006" xmlns:aink="http://schemas.microsoft.com/office/drawing/2016/ink" xmlns:am3d="http://schemas.microsoft.com/office/drawing/2017/model3d" xmlns:o="urn:schemas-microsoft-com:office:office" xmlns:oel="http://schemas.microsoft.com/office/2019/extlst" xmlns:r="http://schemas.openxmlformats.org/officeDocument/2006/relationships" xmlns:m="http://schemas.openxmlformats.org/officeDocument/2006/math" xmlns:v="urn:schemas-microsoft-com:vml" xmlns:wp14="http://schemas.microsoft.com/office/word/2010/wordprocessingDrawing" xmlns:wp="http://schemas.openxmlformats.org/drawingml/2006/wordprocessingDrawing" xmlns:w10="urn:schemas-microsoft-com:office:word" xmlns:w="http://schemas.openxmlformats.org/wordprocessingml/2006/main" xmlns:w14="http://schemas.microsoft.com/office/word/2010/wordml" xmlns:w15="http://schemas.microsoft.com/office/word/2012/wordml" xmlns:w16cex="http://schemas.microsoft.com/office/word/2018/wordml/cex" xmlns:w16cid="http://schemas.microsoft.com/office/word/2016/wordml/cid" xmlns:w16="http://schemas.microsoft.com/office/word/2018/wordml" xmlns:w16du="http://schemas.microsoft.com/office/word/2023/wordml/word16du" xmlns:w16sdtdh="http://schemas.microsoft.com/office/word/2020/wordml/sdtdatahash" xmlns:w16se="http://schemas.microsoft.com/office/word/2015/wordml/symex" xmlns:wpg="http://schemas.microsoft.com/office/word/2010/wordprocessingGroup" xmlns:wpi="http://schemas.microsoft.com/office/word/2010/wordprocessingInk" xmlns:wne="http://schemas.microsoft.com/office/word/2006/wordml" xmlns:wps="http://schemas.microsoft.com/office/word/2010/wordprocessingShape" mc:Ignorable="w14 w15 w16se w16cid w16 w16cex w16sdtdh w16du wp14">
   <w:p>
     <w:pPr>
       <w:pStyle w:val="Footer"/>
@@ -1441,7 +1358,7 @@
 </file>
 
 <file path=word/footnotes.xml><?xml version="1.0" encoding="utf-8"?>
-<w:footnotes xmlns:wpc="http://schemas.microsoft.com/office/word/2010/wordprocessingCanvas" xmlns:mc="http://schemas.openxmlformats.org/markup-compatibility/2006" xmlns:o="urn:schemas-microsoft-com:office:office" xmlns:r="http://schemas.openxmlformats.org/officeDocument/2006/relationships" xmlns:m="http://schemas.openxmlformats.org/officeDocument/2006/math" xmlns:v="urn:schemas-microsoft-com:vml" xmlns:wp14="http://schemas.microsoft.com/office/word/2010/wordprocessingDrawing" xmlns:wp="http://schemas.openxmlformats.org/drawingml/2006/wordprocessingDrawing" xmlns:w10="urn:schemas-microsoft-com:office:word" xmlns:w="http://schemas.openxmlformats.org/wordprocessingml/2006/main" xmlns:w14="http://schemas.microsoft.com/office/word/2010/wordml" xmlns:w15="http://schemas.microsoft.com/office/word/2012/wordml" xmlns:wpg="http://schemas.microsoft.com/office/word/2010/wordprocessingGroup" xmlns:wpi="http://schemas.microsoft.com/office/word/2010/wordprocessingInk" xmlns:wne="http://schemas.microsoft.com/office/word/2006/wordml" xmlns:wps="http://schemas.microsoft.com/office/word/2010/wordprocessingShape" mc:Ignorable="w14 w15 wp14">
+<w:footnotes xmlns:wpc="http://schemas.microsoft.com/office/word/2010/wordprocessingCanvas" xmlns:cx="http://schemas.microsoft.com/office/drawing/2014/chartex" xmlns:cx1="http://schemas.microsoft.com/office/drawing/2015/9/8/chartex" xmlns:cx2="http://schemas.microsoft.com/office/drawing/2015/10/21/chartex" xmlns:cx3="http://schemas.microsoft.com/office/drawing/2016/5/9/chartex" xmlns:cx4="http://schemas.microsoft.com/office/drawing/2016/5/10/chartex" xmlns:cx5="http://schemas.microsoft.com/office/drawing/2016/5/11/chartex" xmlns:cx6="http://schemas.microsoft.com/office/drawing/2016/5/12/chartex" xmlns:cx7="http://schemas.microsoft.com/office/drawing/2016/5/13/chartex" xmlns:cx8="http://schemas.microsoft.com/office/drawing/2016/5/14/chartex" xmlns:mc="http://schemas.openxmlformats.org/markup-compatibility/2006" xmlns:aink="http://schemas.microsoft.com/office/drawing/2016/ink" xmlns:am3d="http://schemas.microsoft.com/office/drawing/2017/model3d" xmlns:o="urn:schemas-microsoft-com:office:office" xmlns:oel="http://schemas.microsoft.com/office/2019/extlst" xmlns:r="http://schemas.openxmlformats.org/officeDocument/2006/relationships" xmlns:m="http://schemas.openxmlformats.org/officeDocument/2006/math" xmlns:v="urn:schemas-microsoft-com:vml" xmlns:wp14="http://schemas.microsoft.com/office/word/2010/wordprocessingDrawing" xmlns:wp="http://schemas.openxmlformats.org/drawingml/2006/wordprocessingDrawing" xmlns:w10="urn:schemas-microsoft-com:office:word" xmlns:w="http://schemas.openxmlformats.org/wordprocessingml/2006/main" xmlns:w14="http://schemas.microsoft.com/office/word/2010/wordml" xmlns:w15="http://schemas.microsoft.com/office/word/2012/wordml" xmlns:w16cex="http://schemas.microsoft.com/office/word/2018/wordml/cex" xmlns:w16cid="http://schemas.microsoft.com/office/word/2016/wordml/cid" xmlns:w16="http://schemas.microsoft.com/office/word/2018/wordml" xmlns:w16du="http://schemas.microsoft.com/office/word/2023/wordml/word16du" xmlns:w16sdtdh="http://schemas.microsoft.com/office/word/2020/wordml/sdtdatahash" xmlns:w16se="http://schemas.microsoft.com/office/word/2015/wordml/symex" xmlns:wpg="http://schemas.microsoft.com/office/word/2010/wordprocessingGroup" xmlns:wpi="http://schemas.microsoft.com/office/word/2010/wordprocessingInk" xmlns:wne="http://schemas.microsoft.com/office/word/2006/wordml" xmlns:wps="http://schemas.microsoft.com/office/word/2010/wordprocessingShape" mc:Ignorable="w14 w15 w16se w16cid w16 w16cex w16sdtdh w16du wp14">
   <w:footnote w:type="separator" w:id="-1">
     <w:p>
       <w:pPr>
@@ -1466,7 +1383,7 @@
 </file>
 
 <file path=word/header1.xml><?xml version="1.0" encoding="utf-8"?>
-<w:hdr xmlns:wpc="http://schemas.microsoft.com/office/word/2010/wordprocessingCanvas" xmlns:mc="http://schemas.openxmlformats.org/markup-compatibility/2006" xmlns:o="urn:schemas-microsoft-com:office:office" xmlns:r="http://schemas.openxmlformats.org/officeDocument/2006/relationships" xmlns:m="http://schemas.openxmlformats.org/officeDocument/2006/math" xmlns:v="urn:schemas-microsoft-com:vml" xmlns:wp14="http://schemas.microsoft.com/office/word/2010/wordprocessingDrawing" xmlns:wp="http://schemas.openxmlformats.org/drawingml/2006/wordprocessingDrawing" xmlns:w10="urn:schemas-microsoft-com:office:word" xmlns:w="http://schemas.openxmlformats.org/wordprocessingml/2006/main" xmlns:w14="http://schemas.microsoft.com/office/word/2010/wordml" xmlns:w15="http://schemas.microsoft.com/office/word/2012/wordml" xmlns:wpg="http://schemas.microsoft.com/office/word/2010/wordprocessingGroup" xmlns:wpi="http://schemas.microsoft.com/office/word/2010/wordprocessingInk" xmlns:wne="http://schemas.microsoft.com/office/word/2006/wordml" xmlns:wps="http://schemas.microsoft.com/office/word/2010/wordprocessingShape" mc:Ignorable="w14 w15 wp14">
+<w:hdr xmlns:wpc="http://schemas.microsoft.com/office/word/2010/wordprocessingCanvas" xmlns:cx="http://schemas.microsoft.com/office/drawing/2014/chartex" xmlns:cx1="http://schemas.microsoft.com/office/drawing/2015/9/8/chartex" xmlns:cx2="http://schemas.microsoft.com/office/drawing/2015/10/21/chartex" xmlns:cx3="http://schemas.microsoft.com/office/drawing/2016/5/9/chartex" xmlns:cx4="http://schemas.microsoft.com/office/drawing/2016/5/10/chartex" xmlns:cx5="http://schemas.microsoft.com/office/drawing/2016/5/11/chartex" xmlns:cx6="http://schemas.microsoft.com/office/drawing/2016/5/12/chartex" xmlns:cx7="http://schemas.microsoft.com/office/drawing/2016/5/13/chartex" xmlns:cx8="http://schemas.microsoft.com/office/drawing/2016/5/14/chartex" xmlns:mc="http://schemas.openxmlformats.org/markup-compatibility/2006" xmlns:aink="http://schemas.microsoft.com/office/drawing/2016/ink" xmlns:am3d="http://schemas.microsoft.com/office/drawing/2017/model3d" xmlns:o="urn:schemas-microsoft-com:office:office" xmlns:oel="http://schemas.microsoft.com/office/2019/extlst" xmlns:r="http://schemas.openxmlformats.org/officeDocument/2006/relationships" xmlns:m="http://schemas.openxmlformats.org/officeDocument/2006/math" xmlns:v="urn:schemas-microsoft-com:vml" xmlns:wp14="http://schemas.microsoft.com/office/word/2010/wordprocessingDrawing" xmlns:wp="http://schemas.openxmlformats.org/drawingml/2006/wordprocessingDrawing" xmlns:w10="urn:schemas-microsoft-com:office:word" xmlns:w="http://schemas.openxmlformats.org/wordprocessingml/2006/main" xmlns:w14="http://schemas.microsoft.com/office/word/2010/wordml" xmlns:w15="http://schemas.microsoft.com/office/word/2012/wordml" xmlns:w16cex="http://schemas.microsoft.com/office/word/2018/wordml/cex" xmlns:w16cid="http://schemas.microsoft.com/office/word/2016/wordml/cid" xmlns:w16="http://schemas.microsoft.com/office/word/2018/wordml" xmlns:w16du="http://schemas.microsoft.com/office/word/2023/wordml/word16du" xmlns:w16sdtdh="http://schemas.microsoft.com/office/word/2020/wordml/sdtdatahash" xmlns:w16se="http://schemas.microsoft.com/office/word/2015/wordml/symex" xmlns:wpg="http://schemas.microsoft.com/office/word/2010/wordprocessingGroup" xmlns:wpi="http://schemas.microsoft.com/office/word/2010/wordprocessingInk" xmlns:wne="http://schemas.microsoft.com/office/word/2006/wordml" xmlns:wps="http://schemas.microsoft.com/office/word/2010/wordprocessingShape" mc:Ignorable="w14 w15 w16se w16cid w16 w16cex w16sdtdh w16du wp14">
   <w:p>
     <w:pPr>
       <w:pStyle w:val="Header"/>
@@ -1476,7 +1393,7 @@
 </file>
 
 <file path=word/header2.xml><?xml version="1.0" encoding="utf-8"?>
-<w:hdr xmlns:wpc="http://schemas.microsoft.com/office/word/2010/wordprocessingCanvas" xmlns:mc="http://schemas.openxmlformats.org/markup-compatibility/2006" xmlns:o="urn:schemas-microsoft-com:office:office" xmlns:r="http://schemas.openxmlformats.org/officeDocument/2006/relationships" xmlns:m="http://schemas.openxmlformats.org/officeDocument/2006/math" xmlns:v="urn:schemas-microsoft-com:vml" xmlns:wp14="http://schemas.microsoft.com/office/word/2010/wordprocessingDrawing" xmlns:wp="http://schemas.openxmlformats.org/drawingml/2006/wordprocessingDrawing" xmlns:w10="urn:schemas-microsoft-com:office:word" xmlns:w="http://schemas.openxmlformats.org/wordprocessingml/2006/main" xmlns:w14="http://schemas.microsoft.com/office/word/2010/wordml" xmlns:w15="http://schemas.microsoft.com/office/word/2012/wordml" xmlns:wpg="http://schemas.microsoft.com/office/word/2010/wordprocessingGroup" xmlns:wpi="http://schemas.microsoft.com/office/word/2010/wordprocessingInk" xmlns:wne="http://schemas.microsoft.com/office/word/2006/wordml" xmlns:wps="http://schemas.microsoft.com/office/word/2010/wordprocessingShape" mc:Ignorable="w14 w15 wp14">
+<w:hdr xmlns:wpc="http://schemas.microsoft.com/office/word/2010/wordprocessingCanvas" xmlns:cx="http://schemas.microsoft.com/office/drawing/2014/chartex" xmlns:cx1="http://schemas.microsoft.com/office/drawing/2015/9/8/chartex" xmlns:cx2="http://schemas.microsoft.com/office/drawing/2015/10/21/chartex" xmlns:cx3="http://schemas.microsoft.com/office/drawing/2016/5/9/chartex" xmlns:cx4="http://schemas.microsoft.com/office/drawing/2016/5/10/chartex" xmlns:cx5="http://schemas.microsoft.com/office/drawing/2016/5/11/chartex" xmlns:cx6="http://schemas.microsoft.com/office/drawing/2016/5/12/chartex" xmlns:cx7="http://schemas.microsoft.com/office/drawing/2016/5/13/chartex" xmlns:cx8="http://schemas.microsoft.com/office/drawing/2016/5/14/chartex" xmlns:mc="http://schemas.openxmlformats.org/markup-compatibility/2006" xmlns:aink="http://schemas.microsoft.com/office/drawing/2016/ink" xmlns:am3d="http://schemas.microsoft.com/office/drawing/2017/model3d" xmlns:o="urn:schemas-microsoft-com:office:office" xmlns:oel="http://schemas.microsoft.com/office/2019/extlst" xmlns:r="http://schemas.openxmlformats.org/officeDocument/2006/relationships" xmlns:m="http://schemas.openxmlformats.org/officeDocument/2006/math" xmlns:v="urn:schemas-microsoft-com:vml" xmlns:wp14="http://schemas.microsoft.com/office/word/2010/wordprocessingDrawing" xmlns:wp="http://schemas.openxmlformats.org/drawingml/2006/wordprocessingDrawing" xmlns:w10="urn:schemas-microsoft-com:office:word" xmlns:w="http://schemas.openxmlformats.org/wordprocessingml/2006/main" xmlns:w14="http://schemas.microsoft.com/office/word/2010/wordml" xmlns:w15="http://schemas.microsoft.com/office/word/2012/wordml" xmlns:w16cex="http://schemas.microsoft.com/office/word/2018/wordml/cex" xmlns:w16cid="http://schemas.microsoft.com/office/word/2016/wordml/cid" xmlns:w16="http://schemas.microsoft.com/office/word/2018/wordml" xmlns:w16du="http://schemas.microsoft.com/office/word/2023/wordml/word16du" xmlns:w16sdtdh="http://schemas.microsoft.com/office/word/2020/wordml/sdtdatahash" xmlns:w16se="http://schemas.microsoft.com/office/word/2015/wordml/symex" xmlns:wpg="http://schemas.microsoft.com/office/word/2010/wordprocessingGroup" xmlns:wpi="http://schemas.microsoft.com/office/word/2010/wordprocessingInk" xmlns:wne="http://schemas.microsoft.com/office/word/2006/wordml" xmlns:wps="http://schemas.microsoft.com/office/word/2010/wordprocessingShape" mc:Ignorable="w14 w15 w16se w16cid w16 w16cex w16sdtdh w16du wp14">
   <w:p>
     <w:pPr>
       <w:pStyle w:val="Header"/>
@@ -1486,7 +1403,7 @@
 </file>
 
 <file path=word/header3.xml><?xml version="1.0" encoding="utf-8"?>
-<w:hdr xmlns:wpc="http://schemas.microsoft.com/office/word/2010/wordprocessingCanvas" xmlns:mc="http://schemas.openxmlformats.org/markup-compatibility/2006" xmlns:o="urn:schemas-microsoft-com:office:office" xmlns:r="http://schemas.openxmlformats.org/officeDocument/2006/relationships" xmlns:m="http://schemas.openxmlformats.org/officeDocument/2006/math" xmlns:v="urn:schemas-microsoft-com:vml" xmlns:wp14="http://schemas.microsoft.com/office/word/2010/wordprocessingDrawing" xmlns:wp="http://schemas.openxmlformats.org/drawingml/2006/wordprocessingDrawing" xmlns:w10="urn:schemas-microsoft-com:office:word" xmlns:w="http://schemas.openxmlformats.org/wordprocessingml/2006/main" xmlns:w14="http://schemas.microsoft.com/office/word/2010/wordml" xmlns:w15="http://schemas.microsoft.com/office/word/2012/wordml" xmlns:wpg="http://schemas.microsoft.com/office/word/2010/wordprocessingGroup" xmlns:wpi="http://schemas.microsoft.com/office/word/2010/wordprocessingInk" xmlns:wne="http://schemas.microsoft.com/office/word/2006/wordml" xmlns:wps="http://schemas.microsoft.com/office/word/2010/wordprocessingShape" mc:Ignorable="w14 w15 wp14">
+<w:hdr xmlns:wpc="http://schemas.microsoft.com/office/word/2010/wordprocessingCanvas" xmlns:cx="http://schemas.microsoft.com/office/drawing/2014/chartex" xmlns:cx1="http://schemas.microsoft.com/office/drawing/2015/9/8/chartex" xmlns:cx2="http://schemas.microsoft.com/office/drawing/2015/10/21/chartex" xmlns:cx3="http://schemas.microsoft.com/office/drawing/2016/5/9/chartex" xmlns:cx4="http://schemas.microsoft.com/office/drawing/2016/5/10/chartex" xmlns:cx5="http://schemas.microsoft.com/office/drawing/2016/5/11/chartex" xmlns:cx6="http://schemas.microsoft.com/office/drawing/2016/5/12/chartex" xmlns:cx7="http://schemas.microsoft.com/office/drawing/2016/5/13/chartex" xmlns:cx8="http://schemas.microsoft.com/office/drawing/2016/5/14/chartex" xmlns:mc="http://schemas.openxmlformats.org/markup-compatibility/2006" xmlns:aink="http://schemas.microsoft.com/office/drawing/2016/ink" xmlns:am3d="http://schemas.microsoft.com/office/drawing/2017/model3d" xmlns:o="urn:schemas-microsoft-com:office:office" xmlns:oel="http://schemas.microsoft.com/office/2019/extlst" xmlns:r="http://schemas.openxmlformats.org/officeDocument/2006/relationships" xmlns:m="http://schemas.openxmlformats.org/officeDocument/2006/math" xmlns:v="urn:schemas-microsoft-com:vml" xmlns:wp14="http://schemas.microsoft.com/office/word/2010/wordprocessingDrawing" xmlns:wp="http://schemas.openxmlformats.org/drawingml/2006/wordprocessingDrawing" xmlns:w10="urn:schemas-microsoft-com:office:word" xmlns:w="http://schemas.openxmlformats.org/wordprocessingml/2006/main" xmlns:w14="http://schemas.microsoft.com/office/word/2010/wordml" xmlns:w15="http://schemas.microsoft.com/office/word/2012/wordml" xmlns:w16cex="http://schemas.microsoft.com/office/word/2018/wordml/cex" xmlns:w16cid="http://schemas.microsoft.com/office/word/2016/wordml/cid" xmlns:w16="http://schemas.microsoft.com/office/word/2018/wordml" xmlns:w16du="http://schemas.microsoft.com/office/word/2023/wordml/word16du" xmlns:w16sdtdh="http://schemas.microsoft.com/office/word/2020/wordml/sdtdatahash" xmlns:w16se="http://schemas.microsoft.com/office/word/2015/wordml/symex" xmlns:wpg="http://schemas.microsoft.com/office/word/2010/wordprocessingGroup" xmlns:wpi="http://schemas.microsoft.com/office/word/2010/wordprocessingInk" xmlns:wne="http://schemas.microsoft.com/office/word/2006/wordml" xmlns:wps="http://schemas.microsoft.com/office/word/2010/wordprocessingShape" mc:Ignorable="w14 w15 w16se w16cid w16 w16cex w16sdtdh w16du wp14">
   <w:p>
     <w:pPr>
       <w:pStyle w:val="Header"/>
@@ -1496,7 +1413,7 @@
 </file>
 
 <file path=word/styles.xml><?xml version="1.0" encoding="utf-8"?>
-<w:styles xmlns:mc="http://schemas.openxmlformats.org/markup-compatibility/2006" xmlns:r="http://schemas.openxmlformats.org/officeDocument/2006/relationships" xmlns:w="http://schemas.openxmlformats.org/wordprocessingml/2006/main" xmlns:w14="http://schemas.microsoft.com/office/word/2010/wordml" xmlns:w15="http://schemas.microsoft.com/office/word/2012/wordml" mc:Ignorable="w14 w15">
+<w:styles xmlns:mc="http://schemas.openxmlformats.org/markup-compatibility/2006" xmlns:r="http://schemas.openxmlformats.org/officeDocument/2006/relationships" xmlns:w="http://schemas.openxmlformats.org/wordprocessingml/2006/main" xmlns:w14="http://schemas.microsoft.com/office/word/2010/wordml" xmlns:w15="http://schemas.microsoft.com/office/word/2012/wordml" xmlns:w16cex="http://schemas.microsoft.com/office/word/2018/wordml/cex" xmlns:w16cid="http://schemas.microsoft.com/office/word/2016/wordml/cid" xmlns:w16="http://schemas.microsoft.com/office/word/2018/wordml" xmlns:w16du="http://schemas.microsoft.com/office/word/2023/wordml/word16du" xmlns:w16sdtdh="http://schemas.microsoft.com/office/word/2020/wordml/sdtdatahash" xmlns:w16se="http://schemas.microsoft.com/office/word/2015/wordml/symex" mc:Ignorable="w14 w15 w16se w16cid w16 w16cex w16sdtdh w16du">
   <w:docDefaults>
     <w:rPrDefault>
       <w:rPr>
@@ -1512,7 +1429,7 @@
       </w:pPr>
     </w:pPrDefault>
   </w:docDefaults>
-  <w:latentStyles w:defLockedState="0" w:defUIPriority="99" w:defSemiHidden="0" w:defUnhideWhenUsed="0" w:defQFormat="0" w:count="371">
+  <w:latentStyles w:defLockedState="0" w:defUIPriority="99" w:defSemiHidden="0" w:defUnhideWhenUsed="0" w:defQFormat="0" w:count="376">
     <w:lsdException w:name="Normal" w:uiPriority="0" w:qFormat="1"/>
     <w:lsdException w:name="heading 1" w:uiPriority="9" w:qFormat="1"/>
     <w:lsdException w:name="heading 2" w:semiHidden="1" w:uiPriority="9" w:unhideWhenUsed="1" w:qFormat="1"/>
@@ -1884,6 +1801,11 @@
     <w:lsdException w:name="List Table 5 Dark Accent 6" w:uiPriority="50"/>
     <w:lsdException w:name="List Table 6 Colorful Accent 6" w:uiPriority="51"/>
     <w:lsdException w:name="List Table 7 Colorful Accent 6" w:uiPriority="52"/>
+    <w:lsdException w:name="Mention" w:semiHidden="1" w:unhideWhenUsed="1"/>
+    <w:lsdException w:name="Smart Hyperlink" w:semiHidden="1" w:unhideWhenUsed="1"/>
+    <w:lsdException w:name="Hashtag" w:semiHidden="1" w:unhideWhenUsed="1"/>
+    <w:lsdException w:name="Unresolved Mention" w:semiHidden="1" w:unhideWhenUsed="1"/>
+    <w:lsdException w:name="Smart Link" w:semiHidden="1" w:unhideWhenUsed="1"/>
   </w:latentStyles>
   <w:style w:type="paragraph" w:default="1" w:styleId="Normal">
     <w:name w:val="Normal"/>
